--- a/benchmark/outputs/gold/contract_004_A.docx
+++ b/benchmark/outputs/gold/contract_004_A.docx
@@ -17,13 +17,13 @@
         <w:autoSpaceDE w:val="0"/>
         <w:pStyle w:val="Heading1"/>
         <w:widowControl/>
-        <w:spacing w:line="386" w:lineRule="exact" w:before="240" w:after="80"/>
+        <w:spacing w:line="386" w:lineRule="exact" w:before="0" w:after="0"/>
         <w:ind w:left="0" w:right="0" w:firstLine="0"/>
         <w:jc w:val="center"/>
       </w:pPr>
       <w:r>
         <w:rPr>
-          <w:rFonts w:ascii="Helvetica" w:hAnsi="Helvetica" w:eastAsia="Helvetica"/>
+          <w:rFonts w:ascii="Arial" w:hAnsi="Arial" w:eastAsia="Helvetica"/>
           <w:b/>
           <w:i w:val="0"/>
           <w:color w:val="000000"/>
@@ -43,7 +43,7 @@
       </w:pPr>
       <w:r>
         <w:rPr>
-          <w:rFonts w:ascii="Helvetica" w:hAnsi="Helvetica" w:eastAsia="Helvetica"/>
+          <w:rFonts w:ascii="Arial" w:hAnsi="Arial" w:eastAsia="Helvetica"/>
           <w:b w:val="0"/>
           <w:i w:val="0"/>
           <w:color w:val="1E1E23"/>
@@ -53,7 +53,7 @@
       </w:r>
       <w:r>
         <w:rPr>
-          <w:rFonts w:ascii="Helvetica" w:hAnsi="Helvetica" w:eastAsia="Helvetica"/>
+          <w:rFonts w:ascii="Arial" w:hAnsi="Arial" w:eastAsia="Helvetica"/>
           <w:b w:val="0"/>
           <w:i w:val="0"/>
           <w:color w:val="1E1E23"/>
@@ -63,7 +63,7 @@
       </w:r>
       <w:r>
         <w:rPr>
-          <w:rFonts w:ascii="Helvetica" w:hAnsi="Helvetica" w:eastAsia="Helvetica"/>
+          <w:rFonts w:ascii="Arial" w:hAnsi="Arial" w:eastAsia="Helvetica"/>
           <w:b w:val="0"/>
           <w:i w:val="0"/>
           <w:color w:val="1E1E23"/>
@@ -83,7 +83,7 @@
       </w:pPr>
       <w:r>
         <w:rPr>
-          <w:rFonts w:ascii="Helvetica" w:hAnsi="Helvetica" w:eastAsia="Helvetica"/>
+          <w:rFonts w:ascii="Arial" w:hAnsi="Arial" w:eastAsia="Helvetica"/>
           <w:b/>
           <w:i w:val="0"/>
           <w:color w:val="1E1E23"/>
@@ -103,7 +103,7 @@
       </w:pPr>
       <w:r>
         <w:rPr>
-          <w:rFonts w:ascii="Helvetica" w:hAnsi="Helvetica" w:eastAsia="Helvetica"/>
+          <w:rFonts w:ascii="Arial" w:hAnsi="Arial" w:eastAsia="Helvetica"/>
           <w:b w:val="0"/>
           <w:i w:val="0"/>
           <w:color w:val="1E1E23"/>
@@ -113,7 +113,7 @@
       </w:r>
       <w:r>
         <w:rPr>
-          <w:rFonts w:ascii="Helvetica" w:hAnsi="Helvetica" w:eastAsia="Helvetica"/>
+          <w:rFonts w:ascii="Arial" w:hAnsi="Arial" w:eastAsia="Helvetica"/>
           <w:b w:val="0"/>
           <w:i w:val="0"/>
           <w:color w:val="1E1E23"/>
@@ -123,7 +123,7 @@
       </w:r>
       <w:r>
         <w:rPr>
-          <w:rFonts w:ascii="Helvetica" w:hAnsi="Helvetica" w:eastAsia="Helvetica"/>
+          <w:rFonts w:ascii="Arial" w:hAnsi="Arial" w:eastAsia="Helvetica"/>
           <w:b w:val="0"/>
           <w:i w:val="0"/>
           <w:color w:val="1E1E23"/>
@@ -143,7 +143,7 @@
       </w:pPr>
       <w:r>
         <w:rPr>
-          <w:rFonts w:ascii="Helvetica" w:hAnsi="Helvetica" w:eastAsia="Helvetica"/>
+          <w:rFonts w:ascii="Arial" w:hAnsi="Arial" w:eastAsia="Helvetica"/>
           <w:b/>
           <w:i w:val="0"/>
           <w:color w:val="1E1E23"/>
@@ -163,7 +163,7 @@
       </w:pPr>
       <w:r>
         <w:rPr>
-          <w:rFonts w:ascii="Helvetica" w:hAnsi="Helvetica" w:eastAsia="Helvetica"/>
+          <w:rFonts w:ascii="Arial" w:hAnsi="Arial" w:eastAsia="Helvetica"/>
           <w:b w:val="0"/>
           <w:i w:val="0"/>
           <w:color w:val="1E1E23"/>
@@ -173,7 +173,7 @@
       </w:r>
       <w:r>
         <w:rPr>
-          <w:rFonts w:ascii="Helvetica" w:hAnsi="Helvetica" w:eastAsia="Helvetica"/>
+          <w:rFonts w:ascii="Arial" w:hAnsi="Arial" w:eastAsia="Helvetica"/>
           <w:b w:val="0"/>
           <w:i w:val="0"/>
           <w:color w:val="1E1E23"/>
@@ -183,7 +183,7 @@
       </w:r>
       <w:r>
         <w:rPr>
-          <w:rFonts w:ascii="Helvetica" w:hAnsi="Helvetica" w:eastAsia="Helvetica"/>
+          <w:rFonts w:ascii="Arial" w:hAnsi="Arial" w:eastAsia="Helvetica"/>
           <w:b w:val="0"/>
           <w:i w:val="0"/>
           <w:color w:val="1E1E23"/>
@@ -203,7 +203,7 @@
       </w:pPr>
       <w:r>
         <w:rPr>
-          <w:rFonts w:ascii="Helvetica" w:hAnsi="Helvetica" w:eastAsia="Helvetica"/>
+          <w:rFonts w:ascii="Arial" w:hAnsi="Arial" w:eastAsia="Helvetica"/>
           <w:b/>
           <w:i w:val="0"/>
           <w:color w:val="1E1E23"/>
@@ -223,7 +223,7 @@
       </w:pPr>
       <w:r>
         <w:rPr>
-          <w:rFonts w:ascii="Helvetica" w:hAnsi="Helvetica" w:eastAsia="Helvetica"/>
+          <w:rFonts w:ascii="Arial" w:hAnsi="Arial" w:eastAsia="Helvetica"/>
           <w:b w:val="0"/>
           <w:i w:val="0"/>
           <w:color w:val="1E1E23"/>
@@ -233,7 +233,7 @@
       </w:r>
       <w:r>
         <w:rPr>
-          <w:rFonts w:ascii="Helvetica" w:hAnsi="Helvetica" w:eastAsia="Helvetica"/>
+          <w:rFonts w:ascii="Arial" w:hAnsi="Arial" w:eastAsia="Helvetica"/>
           <w:b w:val="0"/>
           <w:i w:val="0"/>
           <w:color w:val="1E1E23"/>
@@ -243,7 +243,7 @@
       </w:r>
       <w:r>
         <w:rPr>
-          <w:rFonts w:ascii="Helvetica" w:hAnsi="Helvetica" w:eastAsia="Helvetica"/>
+          <w:rFonts w:ascii="Arial" w:hAnsi="Arial" w:eastAsia="Helvetica"/>
           <w:b w:val="0"/>
           <w:i w:val="0"/>
           <w:color w:val="1E1E23"/>
@@ -263,7 +263,7 @@
       </w:pPr>
       <w:r>
         <w:rPr>
-          <w:rFonts w:ascii="Helvetica" w:hAnsi="Helvetica" w:eastAsia="Helvetica"/>
+          <w:rFonts w:ascii="Arial" w:hAnsi="Arial" w:eastAsia="Helvetica"/>
           <w:b/>
           <w:i w:val="0"/>
           <w:color w:val="1E1E23"/>
@@ -283,7 +283,7 @@
       </w:pPr>
       <w:r>
         <w:rPr>
-          <w:rFonts w:ascii="Helvetica" w:hAnsi="Helvetica" w:eastAsia="Helvetica"/>
+          <w:rFonts w:ascii="Arial" w:hAnsi="Arial" w:eastAsia="Helvetica"/>
           <w:b w:val="0"/>
           <w:i w:val="0"/>
           <w:color w:val="1E1E23"/>
@@ -293,7 +293,7 @@
       </w:r>
       <w:r>
         <w:rPr>
-          <w:rFonts w:ascii="Helvetica" w:hAnsi="Helvetica" w:eastAsia="Helvetica"/>
+          <w:rFonts w:ascii="Arial" w:hAnsi="Arial" w:eastAsia="Helvetica"/>
           <w:b w:val="0"/>
           <w:i w:val="0"/>
           <w:color w:val="1E1E23"/>
@@ -303,7 +303,7 @@
       </w:r>
       <w:r>
         <w:rPr>
-          <w:rFonts w:ascii="Helvetica" w:hAnsi="Helvetica" w:eastAsia="Helvetica"/>
+          <w:rFonts w:ascii="Arial" w:hAnsi="Arial" w:eastAsia="Helvetica"/>
           <w:b w:val="0"/>
           <w:i w:val="0"/>
           <w:color w:val="1E1E23"/>
@@ -323,7 +323,7 @@
       </w:pPr>
       <w:r>
         <w:rPr>
-          <w:rFonts w:ascii="Helvetica" w:hAnsi="Helvetica" w:eastAsia="Helvetica"/>
+          <w:rFonts w:ascii="Arial" w:hAnsi="Arial" w:eastAsia="Helvetica"/>
           <w:b/>
           <w:i w:val="0"/>
           <w:color w:val="1E1E23"/>
@@ -343,7 +343,7 @@
       </w:pPr>
       <w:r>
         <w:rPr>
-          <w:rFonts w:ascii="Helvetica" w:hAnsi="Helvetica" w:eastAsia="Helvetica"/>
+          <w:rFonts w:ascii="Arial" w:hAnsi="Arial" w:eastAsia="Helvetica"/>
           <w:b w:val="0"/>
           <w:i w:val="0"/>
           <w:color w:val="1E1E23"/>
@@ -353,7 +353,7 @@
       </w:r>
       <w:r>
         <w:rPr>
-          <w:rFonts w:ascii="Helvetica" w:hAnsi="Helvetica" w:eastAsia="Helvetica"/>
+          <w:rFonts w:ascii="Arial" w:hAnsi="Arial" w:eastAsia="Helvetica"/>
           <w:b w:val="0"/>
           <w:i w:val="0"/>
           <w:color w:val="1E1E23"/>
@@ -363,7 +363,7 @@
       </w:r>
       <w:r>
         <w:rPr>
-          <w:rFonts w:ascii="Helvetica" w:hAnsi="Helvetica" w:eastAsia="Helvetica"/>
+          <w:rFonts w:ascii="Arial" w:hAnsi="Arial" w:eastAsia="Helvetica"/>
           <w:b w:val="0"/>
           <w:i w:val="0"/>
           <w:color w:val="1E1E23"/>
@@ -383,7 +383,7 @@
       </w:pPr>
       <w:r>
         <w:rPr>
-          <w:rFonts w:ascii="Helvetica" w:hAnsi="Helvetica" w:eastAsia="Helvetica"/>
+          <w:rFonts w:ascii="Arial" w:hAnsi="Arial" w:eastAsia="Helvetica"/>
           <w:b/>
           <w:i w:val="0"/>
           <w:color w:val="1E1E23"/>
@@ -403,7 +403,7 @@
       </w:pPr>
       <w:r>
         <w:rPr>
-          <w:rFonts w:ascii="Helvetica" w:hAnsi="Helvetica" w:eastAsia="Helvetica"/>
+          <w:rFonts w:ascii="Arial" w:hAnsi="Arial" w:eastAsia="Helvetica"/>
           <w:b w:val="0"/>
           <w:i w:val="0"/>
           <w:color w:val="1E1E23"/>
@@ -413,7 +413,7 @@
       </w:r>
       <w:r>
         <w:rPr>
-          <w:rFonts w:ascii="Helvetica" w:hAnsi="Helvetica" w:eastAsia="Helvetica"/>
+          <w:rFonts w:ascii="Arial" w:hAnsi="Arial" w:eastAsia="Helvetica"/>
           <w:b w:val="0"/>
           <w:i w:val="0"/>
           <w:color w:val="1E1E23"/>
@@ -423,7 +423,7 @@
       </w:r>
       <w:r>
         <w:rPr>
-          <w:rFonts w:ascii="Helvetica" w:hAnsi="Helvetica" w:eastAsia="Helvetica"/>
+          <w:rFonts w:ascii="Arial" w:hAnsi="Arial" w:eastAsia="Helvetica"/>
           <w:b w:val="0"/>
           <w:i w:val="0"/>
           <w:color w:val="1E1E23"/>
@@ -443,7 +443,7 @@
       </w:pPr>
       <w:r>
         <w:rPr>
-          <w:rFonts w:ascii="Helvetica" w:hAnsi="Helvetica" w:eastAsia="Helvetica"/>
+          <w:rFonts w:ascii="Arial" w:hAnsi="Arial" w:eastAsia="Helvetica"/>
           <w:b/>
           <w:i w:val="0"/>
           <w:color w:val="1E1E23"/>
@@ -463,7 +463,7 @@
       </w:pPr>
       <w:r>
         <w:rPr>
-          <w:rFonts w:ascii="Helvetica" w:hAnsi="Helvetica" w:eastAsia="Helvetica"/>
+          <w:rFonts w:ascii="Arial" w:hAnsi="Arial" w:eastAsia="Helvetica"/>
           <w:b w:val="0"/>
           <w:i w:val="0"/>
           <w:color w:val="1E1E23"/>
@@ -473,7 +473,7 @@
       </w:r>
       <w:r>
         <w:rPr>
-          <w:rFonts w:ascii="Helvetica" w:hAnsi="Helvetica" w:eastAsia="Helvetica"/>
+          <w:rFonts w:ascii="Arial" w:hAnsi="Arial" w:eastAsia="Helvetica"/>
           <w:b w:val="0"/>
           <w:i w:val="0"/>
           <w:color w:val="1E1E23"/>
@@ -483,7 +483,7 @@
       </w:r>
       <w:r>
         <w:rPr>
-          <w:rFonts w:ascii="Helvetica" w:hAnsi="Helvetica" w:eastAsia="Helvetica"/>
+          <w:rFonts w:ascii="Arial" w:hAnsi="Arial" w:eastAsia="Helvetica"/>
           <w:b w:val="0"/>
           <w:i w:val="0"/>
           <w:color w:val="1E1E23"/>
@@ -503,7 +503,7 @@
       </w:pPr>
       <w:r>
         <w:rPr>
-          <w:rFonts w:ascii="Helvetica" w:hAnsi="Helvetica" w:eastAsia="Helvetica"/>
+          <w:rFonts w:ascii="Arial" w:hAnsi="Arial" w:eastAsia="Helvetica"/>
           <w:b/>
           <w:i w:val="0"/>
           <w:color w:val="1E1E23"/>
@@ -523,7 +523,7 @@
       </w:pPr>
       <w:r>
         <w:rPr>
-          <w:rFonts w:ascii="Helvetica" w:hAnsi="Helvetica" w:eastAsia="Helvetica"/>
+          <w:rFonts w:ascii="Arial" w:hAnsi="Arial" w:eastAsia="Helvetica"/>
           <w:b w:val="0"/>
           <w:i w:val="0"/>
           <w:color w:val="1E1E23"/>
@@ -533,7 +533,7 @@
       </w:r>
       <w:r>
         <w:rPr>
-          <w:rFonts w:ascii="Helvetica" w:hAnsi="Helvetica" w:eastAsia="Helvetica"/>
+          <w:rFonts w:ascii="Arial" w:hAnsi="Arial" w:eastAsia="Helvetica"/>
           <w:b w:val="0"/>
           <w:i w:val="0"/>
           <w:color w:val="1E1E23"/>
@@ -543,7 +543,7 @@
       </w:r>
       <w:r>
         <w:rPr>
-          <w:rFonts w:ascii="Helvetica" w:hAnsi="Helvetica" w:eastAsia="Helvetica"/>
+          <w:rFonts w:ascii="Arial" w:hAnsi="Arial" w:eastAsia="Helvetica"/>
           <w:b w:val="0"/>
           <w:i w:val="0"/>
           <w:color w:val="1E1E23"/>
@@ -582,7 +582,7 @@
       </w:pPr>
       <w:r>
         <w:rPr>
-          <w:rFonts w:ascii="Helvetica" w:hAnsi="Helvetica" w:eastAsia="Helvetica"/>
+          <w:rFonts w:ascii="Arial" w:hAnsi="Arial" w:eastAsia="Helvetica"/>
           <w:b w:val="0"/>
           <w:i/>
           <w:color w:val="1E1E23"/>
@@ -612,7 +612,7 @@
       </w:pPr>
       <w:r>
         <w:rPr>
-          <w:rFonts w:ascii="Helvetica" w:hAnsi="Helvetica" w:eastAsia="Helvetica"/>
+          <w:rFonts w:ascii="Arial" w:hAnsi="Arial" w:eastAsia="Helvetica"/>
           <w:b w:val="0"/>
           <w:i w:val="0"/>
           <w:color w:val="72727A"/>
@@ -646,7 +646,7 @@
       </w:pPr>
       <w:r>
         <w:rPr>
-          <w:rFonts w:ascii="Helvetica" w:hAnsi="Helvetica" w:eastAsia="Helvetica"/>
+          <w:rFonts w:ascii="Arial" w:hAnsi="Arial" w:eastAsia="Helvetica"/>
           <w:b w:val="0"/>
           <w:i w:val="0"/>
           <w:color w:val="72727A"/>
